--- a/TS-Padam/TS-1.4/TS 1.4 Sanskrit Pada Paatam Corrections.docx
+++ b/TS-Padam/TS-1.4/TS 1.4 Sanskrit Pada Paatam Corrections.docx
@@ -100,10 +100,9 @@
           <w:bCs/>
           <w:sz w:val="32"/>
           <w:szCs w:val="32"/>
-          <w:highlight w:val="red"/>
-          <w:u w:val="single"/>
-        </w:rPr>
-        <w:t>????</w:t>
+          <w:u w:val="single"/>
+        </w:rPr>
+        <w:t>31st July 2025</w:t>
       </w:r>
     </w:p>
     <w:p>
@@ -810,6 +809,16 @@
           <w:u w:val="single"/>
         </w:rPr>
       </w:pPr>
+      <w:r>
+        <w:rPr>
+          <w:b/>
+          <w:bCs/>
+          <w:sz w:val="32"/>
+          <w:szCs w:val="32"/>
+          <w:u w:val="single"/>
+        </w:rPr>
+        <w:t>==========</w:t>
+      </w:r>
     </w:p>
     <w:p>
       <w:pPr>
@@ -823,6 +832,19 @@
           <w:u w:val="single"/>
         </w:rPr>
       </w:pPr>
+    </w:p>
+    <w:p>
+      <w:pPr>
+        <w:spacing w:before="0" w:line="240" w:lineRule="auto"/>
+        <w:jc w:val="center"/>
+        <w:rPr>
+          <w:b/>
+          <w:bCs/>
+          <w:sz w:val="32"/>
+          <w:szCs w:val="32"/>
+          <w:u w:val="single"/>
+        </w:rPr>
+      </w:pPr>
       <w:r>
         <w:rPr>
           <w:b/>
@@ -911,7 +933,7 @@
           <w:szCs w:val="32"/>
           <w:u w:val="single"/>
         </w:rPr>
-        <w:t>31st July 2025</w:t>
+        <w:t>30th June 2024</w:t>
       </w:r>
     </w:p>
     <w:p>
@@ -1104,7 +1126,79 @@
                 <w:szCs w:val="28"/>
                 <w:lang w:val="en-IN"/>
               </w:rPr>
-              <w:t>None</w:t>
+              <w:t>TS 1.4.45.3 – Vaakyam</w:t>
+            </w:r>
+          </w:p>
+          <w:p>
+            <w:pPr>
+              <w:widowControl w:val="0"/>
+              <w:autoSpaceDE w:val="0"/>
+              <w:autoSpaceDN w:val="0"/>
+              <w:adjustRightInd w:val="0"/>
+              <w:spacing w:before="0" w:line="240" w:lineRule="auto"/>
+              <w:rPr>
+                <w:rFonts w:cs="Arial"/>
+                <w:b/>
+                <w:sz w:val="28"/>
+                <w:szCs w:val="28"/>
+                <w:lang w:val="en-IN"/>
+              </w:rPr>
+            </w:pPr>
+            <w:r>
+              <w:rPr>
+                <w:rFonts w:cs="Arial"/>
+                <w:b/>
+                <w:sz w:val="28"/>
+                <w:szCs w:val="28"/>
+                <w:lang w:val="en-IN"/>
+              </w:rPr>
+              <w:t xml:space="preserve">Line No. – </w:t>
+            </w:r>
+            <w:r>
+              <w:rPr>
+                <w:rFonts w:cs="Arial"/>
+                <w:b/>
+                <w:sz w:val="28"/>
+                <w:szCs w:val="28"/>
+                <w:lang w:val="en-IN"/>
+              </w:rPr>
+              <w:t>4</w:t>
+            </w:r>
+          </w:p>
+          <w:p>
+            <w:pPr>
+              <w:widowControl w:val="0"/>
+              <w:autoSpaceDE w:val="0"/>
+              <w:autoSpaceDN w:val="0"/>
+              <w:adjustRightInd w:val="0"/>
+              <w:spacing w:before="0" w:line="240" w:lineRule="auto"/>
+              <w:rPr>
+                <w:rFonts w:cs="Arial"/>
+                <w:b/>
+                <w:sz w:val="28"/>
+                <w:szCs w:val="28"/>
+                <w:lang w:val="en-IN"/>
+              </w:rPr>
+            </w:pPr>
+            <w:r>
+              <w:rPr>
+                <w:rFonts w:cs="Arial"/>
+                <w:b/>
+                <w:sz w:val="28"/>
+                <w:szCs w:val="28"/>
+                <w:lang w:val="en-IN"/>
+              </w:rPr>
+              <w:t>Panchaati No. - 5</w:t>
+            </w:r>
+            <w:r>
+              <w:rPr>
+                <w:rFonts w:cs="Arial"/>
+                <w:b/>
+                <w:sz w:val="28"/>
+                <w:szCs w:val="28"/>
+                <w:lang w:val="en-IN"/>
+              </w:rPr>
+              <w:t>1</w:t>
             </w:r>
           </w:p>
         </w:tc>
@@ -1134,13 +1228,49 @@
             </w:pPr>
             <w:r>
               <w:rPr>
-                <w:rFonts w:cs="Arial"/>
-                <w:b/>
-                <w:sz w:val="28"/>
-                <w:szCs w:val="28"/>
-                <w:lang w:val="en-IN"/>
-              </w:rPr>
-              <w:t>None</w:t>
+                <w:rFonts w:ascii="BRH Devanagari Extra" w:hAnsi="BRH Devanagari Extra" w:cs="BRH Devanagari Extra"/>
+                <w:sz w:val="40"/>
+                <w:szCs w:val="40"/>
+                <w:lang w:val="it-IT"/>
+              </w:rPr>
+              <w:t xml:space="preserve">iÉåeÉÉåþ </w:t>
+            </w:r>
+            <w:r>
+              <w:rPr>
+                <w:rFonts w:ascii="BRH Devanagari Extra" w:hAnsi="BRH Devanagari Extra" w:cs="BRH Devanagari Extra"/>
+                <w:sz w:val="40"/>
+                <w:szCs w:val="40"/>
+                <w:highlight w:val="yellow"/>
+                <w:lang w:val="it-IT"/>
+              </w:rPr>
+              <w:t>ÅÍxÉ</w:t>
+            </w:r>
+            <w:r>
+              <w:rPr>
+                <w:rFonts w:ascii="BRH Devanagari Extra" w:hAnsi="BRH Devanagari Extra" w:cs="BRH Devanagari Extra"/>
+                <w:sz w:val="40"/>
+                <w:szCs w:val="40"/>
+                <w:lang w:val="it-IT"/>
+              </w:rPr>
+              <w:t xml:space="preserve"> iÉåeÉÉå</w:t>
+            </w:r>
+            <w:r>
+              <w:rPr>
+                <w:rFonts w:ascii="BRH Malayalam Extra" w:hAnsi="BRH Malayalam Extra" w:cs="BRH Devanagari Extra"/>
+                <w:sz w:val="32"/>
+                <w:szCs w:val="40"/>
+                <w:lang w:val="it-IT"/>
+              </w:rPr>
+              <w:t>–</w:t>
+            </w:r>
+            <w:r>
+              <w:rPr>
+                <w:rFonts w:ascii="BRH Devanagari Extra" w:hAnsi="BRH Devanagari Extra" w:cs="BRH Devanagari Extra"/>
+                <w:sz w:val="40"/>
+                <w:szCs w:val="40"/>
+                <w:lang w:val="it-IT"/>
+              </w:rPr>
+              <w:t xml:space="preserve"> qÉÌrÉþ</w:t>
             </w:r>
           </w:p>
         </w:tc>
@@ -1166,13 +1296,60 @@
             </w:pPr>
             <w:r>
               <w:rPr>
-                <w:rFonts w:cs="Arial"/>
-                <w:b/>
-                <w:sz w:val="28"/>
-                <w:szCs w:val="28"/>
-                <w:lang w:val="en-IN"/>
-              </w:rPr>
-              <w:t>None</w:t>
+                <w:rFonts w:ascii="BRH Devanagari Extra" w:hAnsi="BRH Devanagari Extra" w:cs="BRH Devanagari Extra"/>
+                <w:sz w:val="40"/>
+                <w:szCs w:val="40"/>
+                <w:lang w:val="it-IT"/>
+              </w:rPr>
+              <w:t>iÉåeÉÉåþ Å</w:t>
+            </w:r>
+            <w:r>
+              <w:rPr>
+                <w:rFonts w:ascii="BRH Devanagari Extra" w:hAnsi="BRH Devanagari Extra" w:cs="BRH Devanagari Extra"/>
+                <w:sz w:val="40"/>
+                <w:szCs w:val="40"/>
+                <w:highlight w:val="green"/>
+                <w:lang w:val="it-IT"/>
+              </w:rPr>
+              <w:t>ÍxÉ</w:t>
+            </w:r>
+            <w:r>
+              <w:rPr>
+                <w:rFonts w:ascii="BRH Malayalam Extra" w:hAnsi="BRH Malayalam Extra" w:cs="BRH Devanagari Extra"/>
+                <w:sz w:val="32"/>
+                <w:szCs w:val="40"/>
+                <w:lang w:val="it-IT"/>
+              </w:rPr>
+              <w:t>–</w:t>
+            </w:r>
+            <w:r>
+              <w:rPr>
+                <w:rFonts w:ascii="BRH Devanagari Extra" w:hAnsi="BRH Devanagari Extra" w:cs="BRH Devanagari Extra"/>
+                <w:sz w:val="40"/>
+                <w:szCs w:val="40"/>
+                <w:lang w:val="it-IT"/>
+              </w:rPr>
+              <w:t xml:space="preserve"> iÉåeÉÉå</w:t>
+            </w:r>
+            <w:bookmarkStart w:id="0" w:name="_Hlk151722347"/>
+            <w:r>
+              <w:rPr>
+                <w:rFonts w:ascii="BRH Malayalam Extra" w:hAnsi="BRH Malayalam Extra" w:cs="BRH Devanagari Extra"/>
+                <w:sz w:val="32"/>
+                <w:szCs w:val="40"/>
+                <w:lang w:val="it-IT"/>
+              </w:rPr>
+              <w:t>–</w:t>
+            </w:r>
+            <w:bookmarkEnd w:id="0"/>
+            <w:r>
+              <w:rPr>
+                <w:rFonts w:ascii="BRH Devanagari Extra" w:hAnsi="BRH Devanagari Extra" w:cs="BRH Devanagari Extra"/>
+                <w:sz w:val="40"/>
+                <w:szCs w:val="40"/>
+                <w:lang w:val="it-IT"/>
+              </w:rPr>
+              <w:t xml:space="preserve"> qÉÌrÉþ</w:t>
             </w:r>
           </w:p>
         </w:tc>
@@ -1190,15 +1367,38 @@
           <w:u w:val="single"/>
         </w:rPr>
       </w:pPr>
-      <w:r>
-        <w:rPr>
-          <w:b/>
-          <w:bCs/>
-          <w:sz w:val="32"/>
-          <w:szCs w:val="32"/>
-          <w:u w:val="single"/>
-        </w:rPr>
-        <w:t>==============</w:t>
+    </w:p>
+    <w:p>
+      <w:pPr>
+        <w:spacing w:before="0" w:line="240" w:lineRule="auto"/>
+        <w:jc w:val="center"/>
+        <w:rPr>
+          <w:b/>
+          <w:bCs/>
+          <w:sz w:val="32"/>
+          <w:szCs w:val="32"/>
+          <w:u w:val="single"/>
+        </w:rPr>
+      </w:pPr>
+      <w:r>
+        <w:rPr>
+          <w:b/>
+          <w:bCs/>
+          <w:sz w:val="32"/>
+          <w:szCs w:val="32"/>
+          <w:u w:val="single"/>
+        </w:rPr>
+        <w:t>=====</w:t>
+      </w:r>
+      <w:r>
+        <w:rPr>
+          <w:b/>
+          <w:bCs/>
+          <w:sz w:val="32"/>
+          <w:szCs w:val="32"/>
+          <w:u w:val="single"/>
+        </w:rPr>
+        <w:t>====</w:t>
       </w:r>
     </w:p>
     <w:p>
@@ -1239,6 +1439,45 @@
           <w:u w:val="single"/>
         </w:rPr>
       </w:pPr>
+    </w:p>
+    <w:p>
+      <w:pPr>
+        <w:spacing w:before="0" w:line="240" w:lineRule="auto"/>
+        <w:jc w:val="center"/>
+        <w:rPr>
+          <w:b/>
+          <w:bCs/>
+          <w:sz w:val="32"/>
+          <w:szCs w:val="32"/>
+          <w:u w:val="single"/>
+        </w:rPr>
+      </w:pPr>
+    </w:p>
+    <w:p>
+      <w:pPr>
+        <w:spacing w:before="0" w:line="240" w:lineRule="auto"/>
+        <w:jc w:val="center"/>
+        <w:rPr>
+          <w:b/>
+          <w:bCs/>
+          <w:sz w:val="32"/>
+          <w:szCs w:val="32"/>
+          <w:u w:val="single"/>
+        </w:rPr>
+      </w:pPr>
+    </w:p>
+    <w:p>
+      <w:pPr>
+        <w:spacing w:before="0" w:line="240" w:lineRule="auto"/>
+        <w:jc w:val="center"/>
+        <w:rPr>
+          <w:b/>
+          <w:bCs/>
+          <w:sz w:val="32"/>
+          <w:szCs w:val="32"/>
+          <w:u w:val="single"/>
+        </w:rPr>
+      </w:pPr>
       <w:r>
         <w:rPr>
           <w:b/>
@@ -1327,7 +1566,7 @@
           <w:szCs w:val="32"/>
           <w:u w:val="single"/>
         </w:rPr>
-        <w:t>30th June 2024</w:t>
+        <w:t>31st Oct 2023</w:t>
       </w:r>
     </w:p>
     <w:p>
@@ -1509,19 +1748,43 @@
                 <w:b/>
                 <w:sz w:val="28"/>
                 <w:szCs w:val="28"/>
-                <w:lang w:val="en-IN"/>
-              </w:rPr>
-            </w:pPr>
-            <w:r>
-              <w:rPr>
-                <w:rFonts w:cs="Arial"/>
-                <w:b/>
-                <w:sz w:val="28"/>
-                <w:szCs w:val="28"/>
-                <w:lang w:val="en-IN"/>
-              </w:rPr>
-              <w:lastRenderedPageBreak/>
-              <w:t>TS 1.4.45.3 – Vaakyam</w:t>
+              </w:rPr>
+            </w:pPr>
+            <w:r>
+              <w:rPr>
+                <w:rFonts w:cs="Arial"/>
+                <w:b/>
+                <w:sz w:val="28"/>
+                <w:szCs w:val="28"/>
+              </w:rPr>
+              <w:t>TS 1.4.</w:t>
+            </w:r>
+            <w:r>
+              <w:rPr>
+                <w:rFonts w:cs="Arial"/>
+                <w:b/>
+                <w:sz w:val="28"/>
+                <w:szCs w:val="28"/>
+              </w:rPr>
+              <w:t xml:space="preserve">44.1 </w:t>
+            </w:r>
+            <w:r>
+              <w:rPr>
+                <w:rFonts w:cs="Arial"/>
+                <w:b/>
+                <w:sz w:val="28"/>
+                <w:szCs w:val="28"/>
+              </w:rPr>
+              <w:t xml:space="preserve">– </w:t>
+            </w:r>
+            <w:r>
+              <w:rPr>
+                <w:rFonts w:cs="Arial"/>
+                <w:b/>
+                <w:sz w:val="28"/>
+                <w:szCs w:val="28"/>
+              </w:rPr>
+              <w:t>Padam</w:t>
             </w:r>
           </w:p>
           <w:p>
@@ -1536,28 +1799,34 @@
                 <w:b/>
                 <w:sz w:val="28"/>
                 <w:szCs w:val="28"/>
-                <w:lang w:val="en-IN"/>
-              </w:rPr>
-            </w:pPr>
-            <w:r>
-              <w:rPr>
-                <w:rFonts w:cs="Arial"/>
-                <w:b/>
-                <w:sz w:val="28"/>
-                <w:szCs w:val="28"/>
-                <w:lang w:val="en-IN"/>
-              </w:rPr>
-              <w:t xml:space="preserve">Line No. – </w:t>
-            </w:r>
-            <w:r>
-              <w:rPr>
-                <w:rFonts w:cs="Arial"/>
-                <w:b/>
-                <w:sz w:val="28"/>
-                <w:szCs w:val="28"/>
-                <w:lang w:val="en-IN"/>
-              </w:rPr>
-              <w:t>4</w:t>
+              </w:rPr>
+            </w:pPr>
+            <w:r>
+              <w:rPr>
+                <w:rFonts w:cs="Arial"/>
+                <w:b/>
+                <w:sz w:val="28"/>
+                <w:szCs w:val="28"/>
+              </w:rPr>
+              <w:t>Padam</w:t>
+            </w:r>
+            <w:r>
+              <w:rPr>
+                <w:rFonts w:cs="Arial"/>
+                <w:b/>
+                <w:sz w:val="28"/>
+                <w:szCs w:val="28"/>
+              </w:rPr>
+              <w:t xml:space="preserve"> No. – </w:t>
+            </w:r>
+            <w:r>
+              <w:rPr>
+                <w:rFonts w:cs="Arial"/>
+                <w:b/>
+                <w:sz w:val="28"/>
+                <w:szCs w:val="28"/>
+              </w:rPr>
+              <w:t>1</w:t>
             </w:r>
           </w:p>
           <w:p>
@@ -1572,28 +1841,25 @@
                 <w:b/>
                 <w:sz w:val="28"/>
                 <w:szCs w:val="28"/>
-                <w:lang w:val="en-IN"/>
-              </w:rPr>
-            </w:pPr>
-            <w:r>
-              <w:rPr>
-                <w:rFonts w:cs="Arial"/>
-                <w:b/>
-                <w:sz w:val="28"/>
-                <w:szCs w:val="28"/>
-                <w:lang w:val="en-IN"/>
-              </w:rPr>
-              <w:t>Panchaati No. - 5</w:t>
-            </w:r>
-            <w:r>
-              <w:rPr>
-                <w:rFonts w:cs="Arial"/>
-                <w:b/>
-                <w:sz w:val="28"/>
-                <w:szCs w:val="28"/>
-                <w:lang w:val="en-IN"/>
-              </w:rPr>
-              <w:t>1</w:t>
+              </w:rPr>
+            </w:pPr>
+            <w:r>
+              <w:rPr>
+                <w:rFonts w:cs="Arial"/>
+                <w:b/>
+                <w:sz w:val="28"/>
+                <w:szCs w:val="28"/>
+              </w:rPr>
+              <w:t xml:space="preserve">Panchaati No. </w:t>
+            </w:r>
+            <w:r>
+              <w:rPr>
+                <w:rFonts w:cs="Arial"/>
+                <w:b/>
+                <w:sz w:val="28"/>
+                <w:szCs w:val="28"/>
+              </w:rPr>
+              <w:t>- 46</w:t>
             </w:r>
           </w:p>
         </w:tc>
@@ -1626,46 +1892,41 @@
                 <w:rFonts w:ascii="BRH Devanagari Extra" w:hAnsi="BRH Devanagari Extra" w:cs="BRH Devanagari Extra"/>
                 <w:sz w:val="40"/>
                 <w:szCs w:val="40"/>
-                <w:lang w:val="it-IT"/>
-              </w:rPr>
-              <w:t xml:space="preserve">iÉåeÉÉåþ </w:t>
-            </w:r>
-            <w:r>
-              <w:rPr>
-                <w:rFonts w:ascii="BRH Devanagari Extra" w:hAnsi="BRH Devanagari Extra" w:cs="BRH Devanagari Extra"/>
-                <w:sz w:val="40"/>
-                <w:szCs w:val="40"/>
                 <w:highlight w:val="yellow"/>
-                <w:lang w:val="it-IT"/>
-              </w:rPr>
-              <w:t>ÅÍxÉ</w:t>
-            </w:r>
-            <w:r>
-              <w:rPr>
-                <w:rFonts w:ascii="BRH Devanagari Extra" w:hAnsi="BRH Devanagari Extra" w:cs="BRH Devanagari Extra"/>
-                <w:sz w:val="40"/>
-                <w:szCs w:val="40"/>
-                <w:lang w:val="it-IT"/>
-              </w:rPr>
-              <w:t xml:space="preserve"> iÉåeÉÉå</w:t>
+              </w:rPr>
+              <w:t>kÉ</w:t>
             </w:r>
             <w:r>
               <w:rPr>
                 <w:rFonts w:ascii="BRH Malayalam Extra" w:hAnsi="BRH Malayalam Extra" w:cs="BRH Devanagari Extra"/>
-                <w:sz w:val="32"/>
-                <w:szCs w:val="40"/>
-                <w:lang w:val="it-IT"/>
-              </w:rPr>
-              <w:t>–</w:t>
-            </w:r>
-            <w:r>
-              <w:rPr>
-                <w:rFonts w:ascii="BRH Devanagari Extra" w:hAnsi="BRH Devanagari Extra" w:cs="BRH Devanagari Extra"/>
-                <w:sz w:val="40"/>
-                <w:szCs w:val="40"/>
-                <w:lang w:val="it-IT"/>
-              </w:rPr>
-              <w:t xml:space="preserve"> qÉÌrÉþ</w:t>
+                <w:sz w:val="34"/>
+                <w:szCs w:val="40"/>
+              </w:rPr>
+              <w:t>–</w:t>
+            </w:r>
+            <w:r>
+              <w:rPr>
+                <w:rFonts w:ascii="BRH Devanagari Extra" w:hAnsi="BRH Devanagari Extra" w:cs="BRH Devanagari Extra"/>
+                <w:sz w:val="40"/>
+                <w:szCs w:val="40"/>
+              </w:rPr>
+              <w:t>iÉÉ | UÉ</w:t>
+            </w:r>
+            <w:r>
+              <w:rPr>
+                <w:rFonts w:ascii="BRH Malayalam Extra" w:hAnsi="BRH Malayalam Extra" w:cs="BRH Devanagari Extra"/>
+                <w:sz w:val="34"/>
+                <w:szCs w:val="40"/>
+              </w:rPr>
+              <w:t>–</w:t>
+            </w:r>
+            <w:r>
+              <w:rPr>
+                <w:rFonts w:ascii="BRH Devanagari Extra" w:hAnsi="BRH Devanagari Extra" w:cs="BRH Devanagari Extra"/>
+                <w:sz w:val="40"/>
+                <w:szCs w:val="40"/>
+              </w:rPr>
+              <w:t>ÌiÉÈ |</w:t>
             </w:r>
           </w:p>
         </w:tc>
@@ -1694,57 +1955,59 @@
                 <w:rFonts w:ascii="BRH Devanagari Extra" w:hAnsi="BRH Devanagari Extra" w:cs="BRH Devanagari Extra"/>
                 <w:sz w:val="40"/>
                 <w:szCs w:val="40"/>
-                <w:lang w:val="it-IT"/>
-              </w:rPr>
-              <w:t>iÉåeÉÉåþ Å</w:t>
-            </w:r>
-            <w:r>
-              <w:rPr>
-                <w:rFonts w:ascii="BRH Devanagari Extra" w:hAnsi="BRH Devanagari Extra" w:cs="BRH Devanagari Extra"/>
-                <w:sz w:val="40"/>
-                <w:szCs w:val="40"/>
                 <w:highlight w:val="green"/>
-                <w:lang w:val="it-IT"/>
-              </w:rPr>
-              <w:t>ÍxÉ</w:t>
+              </w:rPr>
+              <w:t>kÉÉ</w:t>
             </w:r>
             <w:r>
               <w:rPr>
                 <w:rFonts w:ascii="BRH Malayalam Extra" w:hAnsi="BRH Malayalam Extra" w:cs="BRH Devanagari Extra"/>
-                <w:sz w:val="32"/>
-                <w:szCs w:val="40"/>
-                <w:lang w:val="it-IT"/>
-              </w:rPr>
-              <w:t>–</w:t>
-            </w:r>
-            <w:r>
-              <w:rPr>
-                <w:rFonts w:ascii="BRH Devanagari Extra" w:hAnsi="BRH Devanagari Extra" w:cs="BRH Devanagari Extra"/>
-                <w:sz w:val="40"/>
-                <w:szCs w:val="40"/>
-                <w:lang w:val="it-IT"/>
-              </w:rPr>
-              <w:t xml:space="preserve"> iÉåeÉÉå</w:t>
-            </w:r>
-            <w:bookmarkStart w:id="0" w:name="_Hlk151722347"/>
+                <w:sz w:val="34"/>
+                <w:szCs w:val="40"/>
+              </w:rPr>
+              <w:t>–</w:t>
+            </w:r>
+            <w:r>
+              <w:rPr>
+                <w:rFonts w:ascii="BRH Devanagari Extra" w:hAnsi="BRH Devanagari Extra" w:cs="BRH Devanagari Extra"/>
+                <w:sz w:val="40"/>
+                <w:szCs w:val="40"/>
+              </w:rPr>
+              <w:t>iÉ</w:t>
+            </w:r>
+            <w:bookmarkStart w:id="1" w:name="_Hlk120466819"/>
+            <w:r>
+              <w:rPr>
+                <w:rFonts w:ascii="BRH Devanagari Extra" w:hAnsi="BRH Devanagari Extra" w:cs="BRH Devanagari Extra"/>
+                <w:sz w:val="40"/>
+                <w:szCs w:val="40"/>
+              </w:rPr>
+              <w:t>É</w:t>
+            </w:r>
+            <w:bookmarkEnd w:id="1"/>
+            <w:r>
+              <w:rPr>
+                <w:rFonts w:ascii="BRH Devanagari Extra" w:hAnsi="BRH Devanagari Extra" w:cs="BRH Devanagari Extra"/>
+                <w:sz w:val="40"/>
+                <w:szCs w:val="40"/>
+              </w:rPr>
+              <w:t xml:space="preserve"> | UÉ</w:t>
+            </w:r>
             <w:r>
               <w:rPr>
                 <w:rFonts w:ascii="BRH Malayalam Extra" w:hAnsi="BRH Malayalam Extra" w:cs="BRH Devanagari Extra"/>
-                <w:sz w:val="32"/>
-                <w:szCs w:val="40"/>
-                <w:lang w:val="it-IT"/>
-              </w:rPr>
-              <w:t>–</w:t>
-            </w:r>
-            <w:bookmarkEnd w:id="0"/>
-            <w:r>
-              <w:rPr>
-                <w:rFonts w:ascii="BRH Devanagari Extra" w:hAnsi="BRH Devanagari Extra" w:cs="BRH Devanagari Extra"/>
-                <w:sz w:val="40"/>
-                <w:szCs w:val="40"/>
-                <w:lang w:val="it-IT"/>
-              </w:rPr>
-              <w:t xml:space="preserve"> qÉÌrÉþ</w:t>
+                <w:sz w:val="34"/>
+                <w:szCs w:val="40"/>
+              </w:rPr>
+              <w:t>–</w:t>
+            </w:r>
+            <w:r>
+              <w:rPr>
+                <w:rFonts w:ascii="BRH Devanagari Extra" w:hAnsi="BRH Devanagari Extra" w:cs="BRH Devanagari Extra"/>
+                <w:sz w:val="40"/>
+                <w:szCs w:val="40"/>
+              </w:rPr>
+              <w:t>ÌiÉÈ |</w:t>
             </w:r>
           </w:p>
         </w:tc>
@@ -1762,38 +2025,15 @@
           <w:u w:val="single"/>
         </w:rPr>
       </w:pPr>
-    </w:p>
-    <w:p>
-      <w:pPr>
-        <w:spacing w:before="0" w:line="240" w:lineRule="auto"/>
-        <w:jc w:val="center"/>
-        <w:rPr>
-          <w:b/>
-          <w:bCs/>
-          <w:sz w:val="32"/>
-          <w:szCs w:val="32"/>
-          <w:u w:val="single"/>
-        </w:rPr>
-      </w:pPr>
-      <w:r>
-        <w:rPr>
-          <w:b/>
-          <w:bCs/>
-          <w:sz w:val="32"/>
-          <w:szCs w:val="32"/>
-          <w:u w:val="single"/>
-        </w:rPr>
-        <w:t>=====</w:t>
-      </w:r>
-      <w:r>
-        <w:rPr>
-          <w:b/>
-          <w:bCs/>
-          <w:sz w:val="32"/>
-          <w:szCs w:val="32"/>
-          <w:u w:val="single"/>
-        </w:rPr>
-        <w:t>====</w:t>
+      <w:r>
+        <w:rPr>
+          <w:b/>
+          <w:bCs/>
+          <w:sz w:val="32"/>
+          <w:szCs w:val="32"/>
+          <w:u w:val="single"/>
+        </w:rPr>
+        <w:t>===============</w:t>
       </w:r>
     </w:p>
     <w:p>
@@ -1821,6 +2061,117 @@
           <w:u w:val="single"/>
         </w:rPr>
       </w:pPr>
+      <w:r>
+        <w:rPr>
+          <w:b/>
+          <w:bCs/>
+          <w:sz w:val="32"/>
+          <w:szCs w:val="32"/>
+          <w:u w:val="single"/>
+        </w:rPr>
+        <w:t xml:space="preserve">TS Pada Paatam </w:t>
+      </w:r>
+      <w:r>
+        <w:rPr>
+          <w:b/>
+          <w:bCs/>
+          <w:sz w:val="32"/>
+          <w:szCs w:val="32"/>
+          <w:u w:val="single"/>
+        </w:rPr>
+        <w:t>– TS 1</w:t>
+      </w:r>
+      <w:r>
+        <w:rPr>
+          <w:b/>
+          <w:bCs/>
+          <w:sz w:val="32"/>
+          <w:szCs w:val="32"/>
+          <w:u w:val="single"/>
+        </w:rPr>
+        <w:t>.4</w:t>
+      </w:r>
+      <w:r>
+        <w:rPr>
+          <w:b/>
+          <w:bCs/>
+          <w:sz w:val="32"/>
+          <w:szCs w:val="32"/>
+          <w:u w:val="single"/>
+        </w:rPr>
+        <w:t xml:space="preserve"> </w:t>
+      </w:r>
+      <w:r>
+        <w:rPr>
+          <w:b/>
+          <w:bCs/>
+          <w:sz w:val="32"/>
+          <w:szCs w:val="32"/>
+          <w:u w:val="single"/>
+        </w:rPr>
+        <w:t>Sanskrit</w:t>
+      </w:r>
+      <w:r>
+        <w:rPr>
+          <w:b/>
+          <w:bCs/>
+          <w:sz w:val="32"/>
+          <w:szCs w:val="32"/>
+          <w:u w:val="single"/>
+        </w:rPr>
+        <w:t xml:space="preserve"> Corrections –</w:t>
+      </w:r>
+      <w:r>
+        <w:rPr>
+          <w:b/>
+          <w:bCs/>
+          <w:sz w:val="32"/>
+          <w:szCs w:val="32"/>
+          <w:u w:val="single"/>
+        </w:rPr>
+        <w:t xml:space="preserve"> </w:t>
+      </w:r>
+      <w:r>
+        <w:rPr>
+          <w:b/>
+          <w:bCs/>
+          <w:sz w:val="32"/>
+          <w:szCs w:val="32"/>
+          <w:u w:val="single"/>
+        </w:rPr>
+        <w:t xml:space="preserve">Observed till </w:t>
+      </w:r>
+      <w:r>
+        <w:rPr>
+          <w:b/>
+          <w:bCs/>
+          <w:sz w:val="32"/>
+          <w:szCs w:val="32"/>
+          <w:u w:val="single"/>
+        </w:rPr>
+        <w:t>31</w:t>
+      </w:r>
+      <w:r>
+        <w:rPr>
+          <w:b/>
+          <w:bCs/>
+          <w:sz w:val="32"/>
+          <w:szCs w:val="32"/>
+          <w:u w:val="single"/>
+          <w:vertAlign w:val="superscript"/>
+        </w:rPr>
+        <w:t>st</w:t>
+      </w:r>
+      <w:r>
+        <w:rPr>
+          <w:b/>
+          <w:bCs/>
+          <w:sz w:val="32"/>
+          <w:szCs w:val="32"/>
+          <w:u w:val="single"/>
+        </w:rPr>
+        <w:t xml:space="preserve"> August 2022</w:t>
+      </w:r>
     </w:p>
     <w:p>
       <w:pPr>
@@ -1828,157 +2179,13 @@
         <w:jc w:val="center"/>
         <w:rPr>
           <w:b/>
-          <w:bCs/>
-          <w:sz w:val="32"/>
-          <w:szCs w:val="32"/>
-          <w:u w:val="single"/>
+          <w:szCs w:val="24"/>
         </w:rPr>
       </w:pPr>
-    </w:p>
-    <w:p>
-      <w:pPr>
-        <w:spacing w:before="0" w:line="240" w:lineRule="auto"/>
-        <w:jc w:val="center"/>
-        <w:rPr>
-          <w:b/>
-          <w:bCs/>
-          <w:sz w:val="32"/>
-          <w:szCs w:val="32"/>
-          <w:u w:val="single"/>
-        </w:rPr>
-      </w:pPr>
-    </w:p>
-    <w:p>
-      <w:pPr>
-        <w:spacing w:before="0" w:line="240" w:lineRule="auto"/>
-        <w:jc w:val="center"/>
-        <w:rPr>
-          <w:b/>
-          <w:bCs/>
-          <w:sz w:val="32"/>
-          <w:szCs w:val="32"/>
-          <w:u w:val="single"/>
-        </w:rPr>
-      </w:pPr>
-    </w:p>
-    <w:p>
-      <w:pPr>
-        <w:spacing w:before="0" w:line="240" w:lineRule="auto"/>
-        <w:jc w:val="center"/>
-        <w:rPr>
-          <w:b/>
-          <w:bCs/>
-          <w:sz w:val="32"/>
-          <w:szCs w:val="32"/>
-          <w:u w:val="single"/>
-        </w:rPr>
-      </w:pPr>
-      <w:r>
-        <w:rPr>
-          <w:b/>
-          <w:bCs/>
-          <w:sz w:val="32"/>
-          <w:szCs w:val="32"/>
-          <w:u w:val="single"/>
-        </w:rPr>
-        <w:t xml:space="preserve">TS Pada Paatam </w:t>
-      </w:r>
-      <w:r>
-        <w:rPr>
-          <w:b/>
-          <w:bCs/>
-          <w:sz w:val="32"/>
-          <w:szCs w:val="32"/>
-          <w:u w:val="single"/>
-        </w:rPr>
-        <w:t>– TS 1</w:t>
-      </w:r>
-      <w:r>
-        <w:rPr>
-          <w:b/>
-          <w:bCs/>
-          <w:sz w:val="32"/>
-          <w:szCs w:val="32"/>
-          <w:u w:val="single"/>
-        </w:rPr>
-        <w:t>.4</w:t>
-      </w:r>
-      <w:r>
-        <w:rPr>
-          <w:b/>
-          <w:bCs/>
-          <w:sz w:val="32"/>
-          <w:szCs w:val="32"/>
-          <w:u w:val="single"/>
-        </w:rPr>
-        <w:t xml:space="preserve"> </w:t>
-      </w:r>
-      <w:r>
-        <w:rPr>
-          <w:b/>
-          <w:bCs/>
-          <w:sz w:val="32"/>
-          <w:szCs w:val="32"/>
-          <w:u w:val="single"/>
-        </w:rPr>
-        <w:t>Sanskrit</w:t>
-      </w:r>
-      <w:r>
-        <w:rPr>
-          <w:b/>
-          <w:bCs/>
-          <w:sz w:val="32"/>
-          <w:szCs w:val="32"/>
-          <w:u w:val="single"/>
-        </w:rPr>
-        <w:t xml:space="preserve"> Corrections –</w:t>
-      </w:r>
-      <w:r>
-        <w:rPr>
-          <w:b/>
-          <w:bCs/>
-          <w:sz w:val="32"/>
-          <w:szCs w:val="32"/>
-          <w:u w:val="single"/>
-        </w:rPr>
-        <w:t xml:space="preserve"> </w:t>
-      </w:r>
-      <w:r>
-        <w:rPr>
-          <w:b/>
-          <w:bCs/>
-          <w:sz w:val="32"/>
-          <w:szCs w:val="32"/>
-          <w:u w:val="single"/>
-        </w:rPr>
-        <w:t xml:space="preserve">Observed till </w:t>
-      </w:r>
-      <w:r>
-        <w:rPr>
-          <w:b/>
-          <w:bCs/>
-          <w:sz w:val="32"/>
-          <w:szCs w:val="32"/>
-          <w:u w:val="single"/>
-        </w:rPr>
-        <w:t>31st Oct 2023</w:t>
-      </w:r>
-    </w:p>
-    <w:p>
-      <w:pPr>
-        <w:spacing w:before="0" w:line="240" w:lineRule="auto"/>
-        <w:jc w:val="center"/>
-        <w:rPr>
-          <w:bCs/>
-          <w:sz w:val="32"/>
-          <w:szCs w:val="32"/>
-        </w:rPr>
-      </w:pPr>
-      <w:r>
-        <w:rPr>
-          <w:bCs/>
-          <w:sz w:val="32"/>
-          <w:szCs w:val="32"/>
+      <w:r>
+        <w:rPr>
+          <w:b/>
+          <w:szCs w:val="24"/>
         </w:rPr>
         <w:t>(ignore those which are already incorporated in your book’s version and date)</w:t>
       </w:r>
@@ -2011,12 +2218,16 @@
               <w:spacing w:before="0" w:line="240" w:lineRule="auto"/>
               <w:jc w:val="center"/>
               <w:rPr>
+                <w:b/>
+                <w:bCs/>
                 <w:sz w:val="32"/>
                 <w:szCs w:val="32"/>
               </w:rPr>
             </w:pPr>
             <w:r>
               <w:rPr>
+                <w:b/>
+                <w:bCs/>
                 <w:sz w:val="32"/>
                 <w:szCs w:val="32"/>
               </w:rPr>
@@ -2028,12 +2239,16 @@
               <w:spacing w:before="0" w:line="240" w:lineRule="auto"/>
               <w:jc w:val="center"/>
               <w:rPr>
+                <w:b/>
+                <w:bCs/>
                 <w:sz w:val="32"/>
                 <w:szCs w:val="32"/>
               </w:rPr>
             </w:pPr>
             <w:r>
               <w:rPr>
+                <w:b/>
+                <w:bCs/>
                 <w:sz w:val="32"/>
                 <w:szCs w:val="32"/>
               </w:rPr>
@@ -2050,12 +2265,16 @@
               <w:spacing w:before="0" w:line="240" w:lineRule="auto"/>
               <w:jc w:val="center"/>
               <w:rPr>
+                <w:b/>
+                <w:bCs/>
                 <w:sz w:val="32"/>
                 <w:szCs w:val="32"/>
               </w:rPr>
             </w:pPr>
             <w:r>
               <w:rPr>
+                <w:b/>
+                <w:bCs/>
                 <w:sz w:val="32"/>
                 <w:szCs w:val="32"/>
               </w:rPr>
@@ -2073,12 +2292,16 @@
               <w:ind w:right="-18"/>
               <w:jc w:val="center"/>
               <w:rPr>
+                <w:b/>
+                <w:bCs/>
                 <w:sz w:val="32"/>
                 <w:szCs w:val="32"/>
               </w:rPr>
             </w:pPr>
             <w:r>
               <w:rPr>
+                <w:b/>
+                <w:bCs/>
                 <w:sz w:val="32"/>
                 <w:szCs w:val="32"/>
               </w:rPr>
@@ -2161,625 +2384,6 @@
                 <w:sz w:val="28"/>
                 <w:szCs w:val="28"/>
               </w:rPr>
-              <w:t xml:space="preserve">44.1 </w:t>
-            </w:r>
-            <w:r>
-              <w:rPr>
-                <w:rFonts w:cs="Arial"/>
-                <w:b/>
-                <w:sz w:val="28"/>
-                <w:szCs w:val="28"/>
-              </w:rPr>
-              <w:t xml:space="preserve">– </w:t>
-            </w:r>
-            <w:r>
-              <w:rPr>
-                <w:rFonts w:cs="Arial"/>
-                <w:b/>
-                <w:sz w:val="28"/>
-                <w:szCs w:val="28"/>
-              </w:rPr>
-              <w:t>Padam</w:t>
-            </w:r>
-          </w:p>
-          <w:p>
-            <w:pPr>
-              <w:widowControl w:val="0"/>
-              <w:autoSpaceDE w:val="0"/>
-              <w:autoSpaceDN w:val="0"/>
-              <w:adjustRightInd w:val="0"/>
-              <w:spacing w:before="0" w:line="240" w:lineRule="auto"/>
-              <w:rPr>
-                <w:rFonts w:cs="Arial"/>
-                <w:b/>
-                <w:sz w:val="28"/>
-                <w:szCs w:val="28"/>
-              </w:rPr>
-            </w:pPr>
-            <w:r>
-              <w:rPr>
-                <w:rFonts w:cs="Arial"/>
-                <w:b/>
-                <w:sz w:val="28"/>
-                <w:szCs w:val="28"/>
-              </w:rPr>
-              <w:t>Padam</w:t>
-            </w:r>
-            <w:r>
-              <w:rPr>
-                <w:rFonts w:cs="Arial"/>
-                <w:b/>
-                <w:sz w:val="28"/>
-                <w:szCs w:val="28"/>
-              </w:rPr>
-              <w:t xml:space="preserve"> No. – </w:t>
-            </w:r>
-            <w:r>
-              <w:rPr>
-                <w:rFonts w:cs="Arial"/>
-                <w:b/>
-                <w:sz w:val="28"/>
-                <w:szCs w:val="28"/>
-              </w:rPr>
-              <w:t>1</w:t>
-            </w:r>
-          </w:p>
-          <w:p>
-            <w:pPr>
-              <w:widowControl w:val="0"/>
-              <w:autoSpaceDE w:val="0"/>
-              <w:autoSpaceDN w:val="0"/>
-              <w:adjustRightInd w:val="0"/>
-              <w:spacing w:before="0" w:line="240" w:lineRule="auto"/>
-              <w:rPr>
-                <w:rFonts w:cs="Arial"/>
-                <w:b/>
-                <w:sz w:val="28"/>
-                <w:szCs w:val="28"/>
-              </w:rPr>
-            </w:pPr>
-            <w:r>
-              <w:rPr>
-                <w:rFonts w:cs="Arial"/>
-                <w:b/>
-                <w:sz w:val="28"/>
-                <w:szCs w:val="28"/>
-              </w:rPr>
-              <w:t xml:space="preserve">Panchaati No. </w:t>
-            </w:r>
-            <w:r>
-              <w:rPr>
-                <w:rFonts w:cs="Arial"/>
-                <w:b/>
-                <w:sz w:val="28"/>
-                <w:szCs w:val="28"/>
-              </w:rPr>
-              <w:t>- 46</w:t>
-            </w:r>
-          </w:p>
-        </w:tc>
-        <w:tc>
-          <w:tcPr>
-            <w:tcW w:w="5162" w:type="dxa"/>
-            <w:tcBorders>
-              <w:top w:val="single" w:sz="4" w:space="0" w:color="000000"/>
-              <w:left w:val="single" w:sz="4" w:space="0" w:color="000000"/>
-              <w:bottom w:val="single" w:sz="4" w:space="0" w:color="000000"/>
-              <w:right w:val="single" w:sz="4" w:space="0" w:color="000000"/>
-            </w:tcBorders>
-          </w:tcPr>
-          <w:p>
-            <w:pPr>
-              <w:widowControl w:val="0"/>
-              <w:autoSpaceDE w:val="0"/>
-              <w:autoSpaceDN w:val="0"/>
-              <w:adjustRightInd w:val="0"/>
-              <w:spacing w:before="0" w:line="240" w:lineRule="auto"/>
-              <w:rPr>
-                <w:rFonts w:ascii="BRH Malayalam Extra" w:hAnsi="BRH Malayalam Extra" w:cs="BRH Malayalam Extra"/>
-                <w:sz w:val="40"/>
-                <w:szCs w:val="40"/>
-                <w:lang w:val="en-IN" w:eastAsia="en-IN"/>
-              </w:rPr>
-            </w:pPr>
-            <w:r>
-              <w:rPr>
-                <w:rFonts w:ascii="BRH Devanagari Extra" w:hAnsi="BRH Devanagari Extra" w:cs="BRH Devanagari Extra"/>
-                <w:sz w:val="40"/>
-                <w:szCs w:val="40"/>
-                <w:highlight w:val="yellow"/>
-              </w:rPr>
-              <w:t>kÉ</w:t>
-            </w:r>
-            <w:r>
-              <w:rPr>
-                <w:rFonts w:ascii="BRH Malayalam Extra" w:hAnsi="BRH Malayalam Extra" w:cs="BRH Devanagari Extra"/>
-                <w:sz w:val="34"/>
-                <w:szCs w:val="40"/>
-              </w:rPr>
-              <w:t>–</w:t>
-            </w:r>
-            <w:r>
-              <w:rPr>
-                <w:rFonts w:ascii="BRH Devanagari Extra" w:hAnsi="BRH Devanagari Extra" w:cs="BRH Devanagari Extra"/>
-                <w:sz w:val="40"/>
-                <w:szCs w:val="40"/>
-              </w:rPr>
-              <w:t>iÉÉ | UÉ</w:t>
-            </w:r>
-            <w:r>
-              <w:rPr>
-                <w:rFonts w:ascii="BRH Malayalam Extra" w:hAnsi="BRH Malayalam Extra" w:cs="BRH Devanagari Extra"/>
-                <w:sz w:val="34"/>
-                <w:szCs w:val="40"/>
-              </w:rPr>
-              <w:t>–</w:t>
-            </w:r>
-            <w:r>
-              <w:rPr>
-                <w:rFonts w:ascii="BRH Devanagari Extra" w:hAnsi="BRH Devanagari Extra" w:cs="BRH Devanagari Extra"/>
-                <w:sz w:val="40"/>
-                <w:szCs w:val="40"/>
-              </w:rPr>
-              <w:t>ÌiÉÈ |</w:t>
-            </w:r>
-          </w:p>
-        </w:tc>
-        <w:tc>
-          <w:tcPr>
-            <w:tcW w:w="5103" w:type="dxa"/>
-            <w:tcBorders>
-              <w:top w:val="single" w:sz="4" w:space="0" w:color="000000"/>
-              <w:left w:val="single" w:sz="4" w:space="0" w:color="000000"/>
-              <w:bottom w:val="single" w:sz="4" w:space="0" w:color="000000"/>
-              <w:right w:val="single" w:sz="4" w:space="0" w:color="000000"/>
-            </w:tcBorders>
-          </w:tcPr>
-          <w:p>
-            <w:pPr>
-              <w:spacing w:before="0" w:line="240" w:lineRule="auto"/>
-              <w:rPr>
-                <w:rFonts w:ascii="BRH Malayalam Extra" w:hAnsi="BRH Malayalam Extra" w:cs="BRH Malayalam Extra"/>
-                <w:sz w:val="40"/>
-                <w:szCs w:val="40"/>
-                <w:lang w:val="en-IN" w:eastAsia="en-IN"/>
-              </w:rPr>
-            </w:pPr>
-            <w:r>
-              <w:rPr>
-                <w:rFonts w:ascii="BRH Devanagari Extra" w:hAnsi="BRH Devanagari Extra" w:cs="BRH Devanagari Extra"/>
-                <w:sz w:val="40"/>
-                <w:szCs w:val="40"/>
-                <w:highlight w:val="green"/>
-              </w:rPr>
-              <w:t>kÉÉ</w:t>
-            </w:r>
-            <w:r>
-              <w:rPr>
-                <w:rFonts w:ascii="BRH Malayalam Extra" w:hAnsi="BRH Malayalam Extra" w:cs="BRH Devanagari Extra"/>
-                <w:sz w:val="34"/>
-                <w:szCs w:val="40"/>
-              </w:rPr>
-              <w:t>–</w:t>
-            </w:r>
-            <w:r>
-              <w:rPr>
-                <w:rFonts w:ascii="BRH Devanagari Extra" w:hAnsi="BRH Devanagari Extra" w:cs="BRH Devanagari Extra"/>
-                <w:sz w:val="40"/>
-                <w:szCs w:val="40"/>
-              </w:rPr>
-              <w:t>iÉ</w:t>
-            </w:r>
-            <w:bookmarkStart w:id="1" w:name="_Hlk120466819"/>
-            <w:r>
-              <w:rPr>
-                <w:rFonts w:ascii="BRH Devanagari Extra" w:hAnsi="BRH Devanagari Extra" w:cs="BRH Devanagari Extra"/>
-                <w:sz w:val="40"/>
-                <w:szCs w:val="40"/>
-              </w:rPr>
-              <w:t>É</w:t>
-            </w:r>
-            <w:bookmarkEnd w:id="1"/>
-            <w:r>
-              <w:rPr>
-                <w:rFonts w:ascii="BRH Devanagari Extra" w:hAnsi="BRH Devanagari Extra" w:cs="BRH Devanagari Extra"/>
-                <w:sz w:val="40"/>
-                <w:szCs w:val="40"/>
-              </w:rPr>
-              <w:t xml:space="preserve"> | UÉ</w:t>
-            </w:r>
-            <w:r>
-              <w:rPr>
-                <w:rFonts w:ascii="BRH Malayalam Extra" w:hAnsi="BRH Malayalam Extra" w:cs="BRH Devanagari Extra"/>
-                <w:sz w:val="34"/>
-                <w:szCs w:val="40"/>
-              </w:rPr>
-              <w:t>–</w:t>
-            </w:r>
-            <w:r>
-              <w:rPr>
-                <w:rFonts w:ascii="BRH Devanagari Extra" w:hAnsi="BRH Devanagari Extra" w:cs="BRH Devanagari Extra"/>
-                <w:sz w:val="40"/>
-                <w:szCs w:val="40"/>
-              </w:rPr>
-              <w:t>ÌiÉÈ |</w:t>
-            </w:r>
-          </w:p>
-        </w:tc>
-      </w:tr>
-    </w:tbl>
-    <w:p>
-      <w:pPr>
-        <w:spacing w:before="0" w:line="240" w:lineRule="auto"/>
-        <w:jc w:val="center"/>
-        <w:rPr>
-          <w:b/>
-          <w:bCs/>
-          <w:sz w:val="32"/>
-          <w:szCs w:val="32"/>
-          <w:u w:val="single"/>
-        </w:rPr>
-      </w:pPr>
-      <w:r>
-        <w:rPr>
-          <w:b/>
-          <w:bCs/>
-          <w:sz w:val="32"/>
-          <w:szCs w:val="32"/>
-          <w:u w:val="single"/>
-        </w:rPr>
-        <w:t>===============</w:t>
-      </w:r>
-    </w:p>
-    <w:p>
-      <w:pPr>
-        <w:spacing w:before="0" w:line="240" w:lineRule="auto"/>
-        <w:jc w:val="center"/>
-        <w:rPr>
-          <w:b/>
-          <w:bCs/>
-          <w:sz w:val="32"/>
-          <w:szCs w:val="32"/>
-          <w:u w:val="single"/>
-        </w:rPr>
-      </w:pPr>
-    </w:p>
-    <w:p>
-      <w:pPr>
-        <w:spacing w:before="0" w:line="240" w:lineRule="auto"/>
-        <w:jc w:val="center"/>
-        <w:rPr>
-          <w:b/>
-          <w:bCs/>
-          <w:sz w:val="32"/>
-          <w:szCs w:val="32"/>
-          <w:u w:val="single"/>
-        </w:rPr>
-      </w:pPr>
-      <w:r>
-        <w:rPr>
-          <w:b/>
-          <w:bCs/>
-          <w:sz w:val="32"/>
-          <w:szCs w:val="32"/>
-          <w:u w:val="single"/>
-        </w:rPr>
-        <w:t xml:space="preserve">TS Pada Paatam </w:t>
-      </w:r>
-      <w:r>
-        <w:rPr>
-          <w:b/>
-          <w:bCs/>
-          <w:sz w:val="32"/>
-          <w:szCs w:val="32"/>
-          <w:u w:val="single"/>
-        </w:rPr>
-        <w:t>– TS 1</w:t>
-      </w:r>
-      <w:r>
-        <w:rPr>
-          <w:b/>
-          <w:bCs/>
-          <w:sz w:val="32"/>
-          <w:szCs w:val="32"/>
-          <w:u w:val="single"/>
-        </w:rPr>
-        <w:t>.4</w:t>
-      </w:r>
-      <w:r>
-        <w:rPr>
-          <w:b/>
-          <w:bCs/>
-          <w:sz w:val="32"/>
-          <w:szCs w:val="32"/>
-          <w:u w:val="single"/>
-        </w:rPr>
-        <w:t xml:space="preserve"> </w:t>
-      </w:r>
-      <w:r>
-        <w:rPr>
-          <w:b/>
-          <w:bCs/>
-          <w:sz w:val="32"/>
-          <w:szCs w:val="32"/>
-          <w:u w:val="single"/>
-        </w:rPr>
-        <w:t>Sanskrit</w:t>
-      </w:r>
-      <w:r>
-        <w:rPr>
-          <w:b/>
-          <w:bCs/>
-          <w:sz w:val="32"/>
-          <w:szCs w:val="32"/>
-          <w:u w:val="single"/>
-        </w:rPr>
-        <w:t xml:space="preserve"> Corrections –</w:t>
-      </w:r>
-      <w:r>
-        <w:rPr>
-          <w:b/>
-          <w:bCs/>
-          <w:sz w:val="32"/>
-          <w:szCs w:val="32"/>
-          <w:u w:val="single"/>
-        </w:rPr>
-        <w:t xml:space="preserve"> </w:t>
-      </w:r>
-      <w:r>
-        <w:rPr>
-          <w:b/>
-          <w:bCs/>
-          <w:sz w:val="32"/>
-          <w:szCs w:val="32"/>
-          <w:u w:val="single"/>
-        </w:rPr>
-        <w:t xml:space="preserve">Observed till </w:t>
-      </w:r>
-      <w:r>
-        <w:rPr>
-          <w:b/>
-          <w:bCs/>
-          <w:sz w:val="32"/>
-          <w:szCs w:val="32"/>
-          <w:u w:val="single"/>
-        </w:rPr>
-        <w:t>31</w:t>
-      </w:r>
-      <w:r>
-        <w:rPr>
-          <w:b/>
-          <w:bCs/>
-          <w:sz w:val="32"/>
-          <w:szCs w:val="32"/>
-          <w:u w:val="single"/>
-          <w:vertAlign w:val="superscript"/>
-        </w:rPr>
-        <w:t>st</w:t>
-      </w:r>
-      <w:r>
-        <w:rPr>
-          <w:b/>
-          <w:bCs/>
-          <w:sz w:val="32"/>
-          <w:szCs w:val="32"/>
-          <w:u w:val="single"/>
-        </w:rPr>
-        <w:t xml:space="preserve"> August 2022</w:t>
-      </w:r>
-    </w:p>
-    <w:p>
-      <w:pPr>
-        <w:spacing w:before="0" w:line="240" w:lineRule="auto"/>
-        <w:jc w:val="center"/>
-        <w:rPr>
-          <w:b/>
-          <w:szCs w:val="24"/>
-        </w:rPr>
-      </w:pPr>
-      <w:r>
-        <w:rPr>
-          <w:b/>
-          <w:szCs w:val="24"/>
-        </w:rPr>
-        <w:t>(ignore those which are already incorporated in your book’s version and date)</w:t>
-      </w:r>
-    </w:p>
-    <w:tbl>
-      <w:tblPr>
-        <w:tblW w:w="13575" w:type="dxa"/>
-        <w:tblBorders>
-          <w:top w:val="single" w:sz="4" w:space="0" w:color="000000"/>
-          <w:left w:val="single" w:sz="4" w:space="0" w:color="000000"/>
-          <w:bottom w:val="single" w:sz="4" w:space="0" w:color="000000"/>
-          <w:right w:val="single" w:sz="4" w:space="0" w:color="000000"/>
-          <w:insideH w:val="single" w:sz="4" w:space="0" w:color="000000"/>
-          <w:insideV w:val="single" w:sz="4" w:space="0" w:color="000000"/>
-        </w:tblBorders>
-        <w:tblLook w:val="04A0" w:firstRow="1" w:lastRow="0" w:firstColumn="1" w:lastColumn="0" w:noHBand="0" w:noVBand="1"/>
-      </w:tblPr>
-      <w:tblGrid>
-        <w:gridCol w:w="3310"/>
-        <w:gridCol w:w="5162"/>
-        <w:gridCol w:w="5103"/>
-      </w:tblGrid>
-      <w:tr>
-        <w:tc>
-          <w:tcPr>
-            <w:tcW w:w="3310" w:type="dxa"/>
-          </w:tcPr>
-          <w:p>
-            <w:pPr>
-              <w:spacing w:before="0" w:line="240" w:lineRule="auto"/>
-              <w:jc w:val="center"/>
-              <w:rPr>
-                <w:b/>
-                <w:bCs/>
-                <w:sz w:val="32"/>
-                <w:szCs w:val="32"/>
-              </w:rPr>
-            </w:pPr>
-            <w:r>
-              <w:rPr>
-                <w:b/>
-                <w:bCs/>
-                <w:sz w:val="32"/>
-                <w:szCs w:val="32"/>
-              </w:rPr>
-              <w:t>Section, Paragraph</w:t>
-            </w:r>
-          </w:p>
-          <w:p>
-            <w:pPr>
-              <w:spacing w:before="0" w:line="240" w:lineRule="auto"/>
-              <w:jc w:val="center"/>
-              <w:rPr>
-                <w:b/>
-                <w:bCs/>
-                <w:sz w:val="32"/>
-                <w:szCs w:val="32"/>
-              </w:rPr>
-            </w:pPr>
-            <w:r>
-              <w:rPr>
-                <w:b/>
-                <w:bCs/>
-                <w:sz w:val="32"/>
-                <w:szCs w:val="32"/>
-              </w:rPr>
-              <w:t>Reference</w:t>
-            </w:r>
-          </w:p>
-        </w:tc>
-        <w:tc>
-          <w:tcPr>
-            <w:tcW w:w="5162" w:type="dxa"/>
-          </w:tcPr>
-          <w:p>
-            <w:pPr>
-              <w:spacing w:before="0" w:line="240" w:lineRule="auto"/>
-              <w:jc w:val="center"/>
-              <w:rPr>
-                <w:b/>
-                <w:bCs/>
-                <w:sz w:val="32"/>
-                <w:szCs w:val="32"/>
-              </w:rPr>
-            </w:pPr>
-            <w:r>
-              <w:rPr>
-                <w:b/>
-                <w:bCs/>
-                <w:sz w:val="32"/>
-                <w:szCs w:val="32"/>
-              </w:rPr>
-              <w:t>As Printed</w:t>
-            </w:r>
-          </w:p>
-        </w:tc>
-        <w:tc>
-          <w:tcPr>
-            <w:tcW w:w="5103" w:type="dxa"/>
-          </w:tcPr>
-          <w:p>
-            <w:pPr>
-              <w:spacing w:before="0" w:line="240" w:lineRule="auto"/>
-              <w:ind w:right="-18"/>
-              <w:jc w:val="center"/>
-              <w:rPr>
-                <w:b/>
-                <w:bCs/>
-                <w:sz w:val="32"/>
-                <w:szCs w:val="32"/>
-              </w:rPr>
-            </w:pPr>
-            <w:r>
-              <w:rPr>
-                <w:b/>
-                <w:bCs/>
-                <w:sz w:val="32"/>
-                <w:szCs w:val="32"/>
-              </w:rPr>
-              <w:t>To be read as or corrected as</w:t>
-            </w:r>
-          </w:p>
-        </w:tc>
-      </w:tr>
-    </w:tbl>
-    <w:p>
-      <w:pPr>
-        <w:spacing w:before="0" w:line="240" w:lineRule="auto"/>
-        <w:ind w:left="792"/>
-        <w:rPr>
-          <w:vanish/>
-          <w:sz w:val="32"/>
-          <w:szCs w:val="32"/>
-        </w:rPr>
-      </w:pPr>
-    </w:p>
-    <w:tbl>
-      <w:tblPr>
-        <w:tblW w:w="13575" w:type="dxa"/>
-        <w:tblBorders>
-          <w:top w:val="single" w:sz="4" w:space="0" w:color="000000"/>
-          <w:left w:val="single" w:sz="4" w:space="0" w:color="000000"/>
-          <w:bottom w:val="single" w:sz="4" w:space="0" w:color="000000"/>
-          <w:right w:val="single" w:sz="4" w:space="0" w:color="000000"/>
-          <w:insideH w:val="single" w:sz="4" w:space="0" w:color="000000"/>
-          <w:insideV w:val="single" w:sz="4" w:space="0" w:color="000000"/>
-        </w:tblBorders>
-        <w:tblLook w:val="04A0" w:firstRow="1" w:lastRow="0" w:firstColumn="1" w:lastColumn="0" w:noHBand="0" w:noVBand="1"/>
-      </w:tblPr>
-      <w:tblGrid>
-        <w:gridCol w:w="3310"/>
-        <w:gridCol w:w="5162"/>
-        <w:gridCol w:w="5103"/>
-      </w:tblGrid>
-      <w:tr>
-        <w:trPr>
-          <w:trHeight w:val="1060"/>
-        </w:trPr>
-        <w:tc>
-          <w:tcPr>
-            <w:tcW w:w="3310" w:type="dxa"/>
-            <w:tcBorders>
-              <w:top w:val="single" w:sz="4" w:space="0" w:color="000000"/>
-              <w:left w:val="single" w:sz="4" w:space="0" w:color="000000"/>
-              <w:bottom w:val="single" w:sz="4" w:space="0" w:color="000000"/>
-              <w:right w:val="single" w:sz="4" w:space="0" w:color="000000"/>
-            </w:tcBorders>
-          </w:tcPr>
-          <w:p>
-            <w:pPr>
-              <w:widowControl w:val="0"/>
-              <w:autoSpaceDE w:val="0"/>
-              <w:autoSpaceDN w:val="0"/>
-              <w:adjustRightInd w:val="0"/>
-              <w:spacing w:before="0" w:line="240" w:lineRule="auto"/>
-              <w:rPr>
-                <w:rFonts w:cs="Arial"/>
-                <w:b/>
-                <w:sz w:val="28"/>
-                <w:szCs w:val="28"/>
-              </w:rPr>
-            </w:pPr>
-            <w:r>
-              <w:rPr>
-                <w:rFonts w:cs="Arial"/>
-                <w:b/>
-                <w:sz w:val="28"/>
-                <w:szCs w:val="28"/>
-              </w:rPr>
-              <w:lastRenderedPageBreak/>
-              <w:t>TS 1.4.</w:t>
-            </w:r>
-            <w:r>
-              <w:rPr>
-                <w:rFonts w:cs="Arial"/>
-                <w:b/>
-                <w:sz w:val="28"/>
-                <w:szCs w:val="28"/>
-              </w:rPr>
               <w:t xml:space="preserve">2.1 </w:t>
             </w:r>
             <w:r>
@@ -6727,6 +6331,7 @@
                 <w:sz w:val="28"/>
                 <w:szCs w:val="28"/>
               </w:rPr>
+              <w:lastRenderedPageBreak/>
               <w:t>TS 1.4.42.1 – Vaakyam</w:t>
             </w:r>
           </w:p>
@@ -7604,7 +7209,6 @@
                 <w:sz w:val="28"/>
                 <w:szCs w:val="28"/>
               </w:rPr>
-              <w:lastRenderedPageBreak/>
               <w:t>TS 1.4.3.1 – Vaakyam</w:t>
             </w:r>
           </w:p>
@@ -8255,6 +7859,7 @@
           <w:szCs w:val="32"/>
           <w:u w:val="single"/>
         </w:rPr>
+        <w:lastRenderedPageBreak/>
         <w:t xml:space="preserve">TS Pada Paatam – TS 1.4 Sanskrit </w:t>
       </w:r>
       <w:r>
@@ -9084,7 +8689,6 @@
                 <w:szCs w:val="28"/>
                 <w:lang w:eastAsia="en-IN" w:bidi="ml-IN"/>
               </w:rPr>
-              <w:lastRenderedPageBreak/>
               <w:t>1.4.29.1 (Padam)</w:t>
             </w:r>
           </w:p>
@@ -9737,6 +9341,7 @@
                 <w:szCs w:val="28"/>
                 <w:lang w:eastAsia="en-IN" w:bidi="ml-IN"/>
               </w:rPr>
+              <w:lastRenderedPageBreak/>
               <w:t>1.4.45.1 (Padam)</w:t>
             </w:r>
           </w:p>
@@ -10524,7 +10129,6 @@
                 <w:sz w:val="32"/>
                 <w:szCs w:val="32"/>
               </w:rPr>
-              <w:lastRenderedPageBreak/>
               <w:t>Reference</w:t>
             </w:r>
           </w:p>
@@ -10551,7 +10155,6 @@
                 <w:sz w:val="32"/>
                 <w:szCs w:val="32"/>
               </w:rPr>
-              <w:lastRenderedPageBreak/>
               <w:t>As Printed</w:t>
             </w:r>
           </w:p>
@@ -11189,6 +10792,7 @@
                 <w:szCs w:val="28"/>
                 <w:lang w:bidi="ta-IN"/>
               </w:rPr>
+              <w:lastRenderedPageBreak/>
               <w:t>1.4.44.3 Vaakyam</w:t>
             </w:r>
           </w:p>
